--- a/layunin-theme/downloadables/1_THE_ELITE_ARCHITECT_MANUAL.docx
+++ b/layunin-theme/downloadables/1_THE_ELITE_ARCHITECT_MANUAL.docx
@@ -4,14 +4,10 @@
   <w:body>
     <w:p>
       <w:pPr>
+        <w:pStyle w:val="Title"/>
         <w:jc w:val="center"/>
       </w:pPr>
       <w:r>
-        <w:rPr>
-          <w:b/>
-          <w:color w:val="050A18"/>
-          <w:sz w:val="64"/>
-        </w:rPr>
         <w:t>THE ELITE ARCHITECT MANUAL</w:t>
       </w:r>
     </w:p>
@@ -20,12 +16,12 @@
         <w:jc w:val="center"/>
       </w:pPr>
       <w:r>
-        <w:rPr>
-          <w:i/>
-          <w:color w:val="C5A02B"/>
-          <w:sz w:val="36"/>
-        </w:rPr>
-        <w:t>The Definitive 200-Page Framework for Life Re-Engineering and Global Excellence</w:t>
+        <w:t>The Definitive Framework for Life Re-Engineering and Global Excellence</w:t>
+      </w:r>
+    </w:p>
+    <w:p>
+      <w:r>
+        <w:br w:type="page"/>
       </w:r>
     </w:p>
     <w:p>
@@ -33,90 +29,38 @@
         <w:pStyle w:val="Heading1"/>
       </w:pPr>
       <w:r>
-        <w:t>EXECUTIVE SUMMARY</w:t>
+        <w:t>MODULE 1: The Purpose Audit</w:t>
       </w:r>
     </w:p>
     <w:p>
       <w:r>
-        <w:t>The primary cause of failure among high-achievers is not a lack of effort, but a lack of architecture. Most professionals operate in a state of 'reactive hustle'—responding to external stimuli rather than executing an internal blueprint. This manual provides the structural engineering for a life of purpose (Layunin) and absolute mastery.</w:t>
+        <w:t>Strategic Objective: Reveal your core mission.</w:t>
+      </w:r>
+    </w:p>
+    <w:p>
+      <w:r>
+        <w:t>The '5-Whys' deep-dive for Filipino high-achievers.</w:t>
+      </w:r>
+    </w:p>
+    <w:p>
+      <w:r>
+        <w:t>Elite Execution Steps:</w:t>
       </w:r>
     </w:p>
     <w:p>
       <w:pPr>
-        <w:pStyle w:val="Heading2"/>
+        <w:pStyle w:val="ListBullet"/>
       </w:pPr>
       <w:r>
-        <w:t>The Purpose Audit (Layunin Alignment)</w:t>
-      </w:r>
-    </w:p>
-    <w:p>
-      <w:r>
-        <w:t>True velocity is impossible without alignment. We use the 'Purpose Audit' to strip away layers of societal expectations. Framework: The 5-Whys Deep-Dive. You will define a mission that acts as a filter for every business decision, every partnership, and every hour spent.</w:t>
+        <w:t>Draft mission</w:t>
       </w:r>
     </w:p>
     <w:p>
       <w:pPr>
-        <w:pStyle w:val="Heading2"/>
+        <w:pStyle w:val="ListBullet"/>
       </w:pPr>
       <w:r>
-        <w:t>Macro-to-Micro Translation</w:t>
-      </w:r>
-    </w:p>
-    <w:p>
-      <w:r>
-        <w:t>A 10-year vision is useless without a 90-day execution engine. Keystone Goal Setting: Identify the one objective that, once achieved, makes all other tasks easier or unnecessary. The Rule of 3: Every Sunday, define exactly three high-impact wins for each day.</w:t>
-      </w:r>
-    </w:p>
-    <w:p>
-      <w:pPr>
-        <w:pStyle w:val="Heading2"/>
-      </w:pPr>
-      <w:r>
-        <w:t>Environment Design (The Clean Room)</w:t>
-      </w:r>
-    </w:p>
-    <w:p>
-      <w:r>
-        <w:t>Willpower is a finite resource; architecture is permanent. Physical Shield: Your desk is a laboratory. Digital Shield: Disable ALL desktop notifications. Research shows that every interruption costs 23 minutes of deep focus recovery.</w:t>
-      </w:r>
-    </w:p>
-    <w:p>
-      <w:pPr>
-        <w:pStyle w:val="Heading2"/>
-      </w:pPr>
-      <w:r>
-        <w:t>The Flow State Protocol</w:t>
-      </w:r>
-    </w:p>
-    <w:p>
-      <w:r>
-        <w:t>Flow is the ultimate competitive advantage. Learn to map your Peak Biological Energy windows. Align your most complex cognitive architecture tasks with your 'Green Hours'. Move all administrative tasks to low-energy windows.</w:t>
-      </w:r>
-    </w:p>
-    <w:p>
-      <w:pPr>
-        <w:pStyle w:val="Heading2"/>
-      </w:pPr>
-      <w:r>
-        <w:t>Community &amp; Network Architecture</w:t>
-      </w:r>
-    </w:p>
-    <w:p>
-      <w:r>
-        <w:t>Your environment is your destiny. Learn the protocols for high-value, no-ask outreach. Architect a circle of peers who challenge your baseline and force you into higher levels of execution.</w:t>
-      </w:r>
-    </w:p>
-    <w:p>
-      <w:pPr>
-        <w:pStyle w:val="Heading2"/>
-      </w:pPr>
-      <w:r>
-        <w:t>The Sunday Strategic Audit</w:t>
-      </w:r>
-    </w:p>
-    <w:p>
-      <w:r>
-        <w:t>Sunday at 7:00 PM is the most important hour of your week. Review friction, celebrate wins, and plan your next triple-win day. This is where the Architect audits the build site.</w:t>
+        <w:t>Map vision</w:t>
       </w:r>
     </w:p>
     <w:p>
@@ -124,7 +68,22 @@
         <w:pStyle w:val="Heading1"/>
       </w:pPr>
       <w:r>
-        <w:t>ELITE EXECUTION CHECKLIST</w:t>
+        <w:t>MODULE 2: Macro-to-Micro Engine</w:t>
+      </w:r>
+    </w:p>
+    <w:p>
+      <w:r>
+        <w:t>Strategic Objective: Convert vision into wins.</w:t>
+      </w:r>
+    </w:p>
+    <w:p>
+      <w:r>
+        <w:t>The Keystone Goal framework.</w:t>
+      </w:r>
+    </w:p>
+    <w:p>
+      <w:r>
+        <w:t>Elite Execution Steps:</w:t>
       </w:r>
     </w:p>
     <w:p>
@@ -132,7 +91,7 @@
         <w:pStyle w:val="ListBullet"/>
       </w:pPr>
       <w:r>
-        <w:t>Draft your 12-word mission statement and print it.</w:t>
+        <w:t>Select goal</w:t>
       </w:r>
     </w:p>
     <w:p>
@@ -140,7 +99,30 @@
         <w:pStyle w:val="ListBullet"/>
       </w:pPr>
       <w:r>
-        <w:t>Identify your Keystone Goal for the current quarter.</w:t>
+        <w:t>Weekly review</w:t>
+      </w:r>
+    </w:p>
+    <w:p>
+      <w:pPr>
+        <w:pStyle w:val="Heading1"/>
+      </w:pPr>
+      <w:r>
+        <w:t>MODULE 3: Environment Design</w:t>
+      </w:r>
+    </w:p>
+    <w:p>
+      <w:r>
+        <w:t>Strategic Objective: Engineer your surroundings.</w:t>
+      </w:r>
+    </w:p>
+    <w:p>
+      <w:r>
+        <w:t>Removing physical and digital friction.</w:t>
+      </w:r>
+    </w:p>
+    <w:p>
+      <w:r>
+        <w:t>Elite Execution Steps:</w:t>
       </w:r>
     </w:p>
     <w:p>
@@ -148,7 +130,7 @@
         <w:pStyle w:val="ListBullet"/>
       </w:pPr>
       <w:r>
-        <w:t>Conduct a 24-hour Digital Declutter.</w:t>
+        <w:t>Clean desk</w:t>
       </w:r>
     </w:p>
     <w:p>
@@ -156,7 +138,30 @@
         <w:pStyle w:val="ListBullet"/>
       </w:pPr>
       <w:r>
-        <w:t>Schedule your first 3-hour 'Lock-In' session (8 AM - 11 AM).</w:t>
+        <w:t>Notification audit</w:t>
+      </w:r>
+    </w:p>
+    <w:p>
+      <w:pPr>
+        <w:pStyle w:val="Heading1"/>
+      </w:pPr>
+      <w:r>
+        <w:t>MODULE 4: Network Architecture</w:t>
+      </w:r>
+    </w:p>
+    <w:p>
+      <w:r>
+        <w:t>Strategic Objective: Curate your peer group.</w:t>
+      </w:r>
+    </w:p>
+    <w:p>
+      <w:r>
+        <w:t>How to attract high-value peers.</w:t>
+      </w:r>
+    </w:p>
+    <w:p>
+      <w:r>
+        <w:t>Elite Execution Steps:</w:t>
       </w:r>
     </w:p>
     <w:p>
@@ -164,7 +169,15 @@
         <w:pStyle w:val="ListBullet"/>
       </w:pPr>
       <w:r>
-        <w:t>Establish your automated Sunday Night Review ritual.</w:t>
+        <w:t>Contact 3 leaders</w:t>
+      </w:r>
+    </w:p>
+    <w:p>
+      <w:pPr>
+        <w:pStyle w:val="ListBullet"/>
+      </w:pPr>
+      <w:r>
+        <w:t>Join community</w:t>
       </w:r>
     </w:p>
     <w:sectPr>
@@ -540,6 +553,10 @@
     <w:name w:val="Normal"/>
     <w:qFormat/>
     <w:rsid w:val="00FC693F"/>
+    <w:rPr>
+      <w:rFonts w:ascii="Inter" w:hAnsi="Inter"/>
+      <w:sz w:val="22"/>
+    </w:rPr>
   </w:style>
   <w:style w:type="paragraph" w:styleId="Header">
     <w:name w:val="header"/>

--- a/layunin-theme/downloadables/1_THE_ELITE_ARCHITECT_MANUAL.docx
+++ b/layunin-theme/downloadables/1_THE_ELITE_ARCHITECT_MANUAL.docx
@@ -16,7 +16,7 @@
         <w:jc w:val="center"/>
       </w:pPr>
       <w:r>
-        <w:t>The Definitive Framework for Life Re-Engineering and Global Excellence</w:t>
+        <w:t>The Definitive Framework for Life Re-Engineering</w:t>
       </w:r>
     </w:p>
     <w:p>
@@ -29,22 +29,17 @@
         <w:pStyle w:val="Heading1"/>
       </w:pPr>
       <w:r>
-        <w:t>MODULE 1: The Purpose Audit</w:t>
+        <w:t>MODULE 1: Purpose Audit</w:t>
       </w:r>
     </w:p>
     <w:p>
       <w:r>
-        <w:t>Strategic Objective: Reveal your core mission.</w:t>
+        <w:t>Objective: Reveal mission.</w:t>
       </w:r>
     </w:p>
     <w:p>
       <w:r>
-        <w:t>The '5-Whys' deep-dive for Filipino high-achievers.</w:t>
-      </w:r>
-    </w:p>
-    <w:p>
-      <w:r>
-        <w:t>Elite Execution Steps:</w:t>
+        <w:t>Deep dive into internal drivers.</w:t>
       </w:r>
     </w:p>
     <w:p>
@@ -52,7 +47,7 @@
         <w:pStyle w:val="ListBullet"/>
       </w:pPr>
       <w:r>
-        <w:t>Draft mission</w:t>
+        <w:t>Mission draft</w:t>
       </w:r>
     </w:p>
     <w:p>
@@ -60,7 +55,7 @@
         <w:pStyle w:val="ListBullet"/>
       </w:pPr>
       <w:r>
-        <w:t>Map vision</w:t>
+        <w:t>Vision map</w:t>
       </w:r>
     </w:p>
     <w:p>
@@ -68,22 +63,17 @@
         <w:pStyle w:val="Heading1"/>
       </w:pPr>
       <w:r>
-        <w:t>MODULE 2: Macro-to-Micro Engine</w:t>
+        <w:t>MODULE 2: Macro-to-Micro</w:t>
       </w:r>
     </w:p>
     <w:p>
       <w:r>
-        <w:t>Strategic Objective: Convert vision into wins.</w:t>
+        <w:t>Objective: Daily wins.</w:t>
       </w:r>
     </w:p>
     <w:p>
       <w:r>
-        <w:t>The Keystone Goal framework.</w:t>
-      </w:r>
-    </w:p>
-    <w:p>
-      <w:r>
-        <w:t>Elite Execution Steps:</w:t>
+        <w:t>90-day execution engine.</w:t>
       </w:r>
     </w:p>
     <w:p>
@@ -91,7 +81,7 @@
         <w:pStyle w:val="ListBullet"/>
       </w:pPr>
       <w:r>
-        <w:t>Select goal</w:t>
+        <w:t>Goal selection</w:t>
       </w:r>
     </w:p>
     <w:p>
@@ -107,22 +97,17 @@
         <w:pStyle w:val="Heading1"/>
       </w:pPr>
       <w:r>
-        <w:t>MODULE 3: Environment Design</w:t>
+        <w:t>MODULE 3: Environment</w:t>
       </w:r>
     </w:p>
     <w:p>
       <w:r>
-        <w:t>Strategic Objective: Engineer your surroundings.</w:t>
+        <w:t>Objective: Remove friction.</w:t>
       </w:r>
     </w:p>
     <w:p>
       <w:r>
-        <w:t>Removing physical and digital friction.</w:t>
-      </w:r>
-    </w:p>
-    <w:p>
-      <w:r>
-        <w:t>Elite Execution Steps:</w:t>
+        <w:t>Digital and physical cleanup.</w:t>
       </w:r>
     </w:p>
     <w:p>
@@ -138,7 +123,7 @@
         <w:pStyle w:val="ListBullet"/>
       </w:pPr>
       <w:r>
-        <w:t>Notification audit</w:t>
+        <w:t>Notifications off</w:t>
       </w:r>
     </w:p>
     <w:p>
@@ -146,22 +131,17 @@
         <w:pStyle w:val="Heading1"/>
       </w:pPr>
       <w:r>
-        <w:t>MODULE 4: Network Architecture</w:t>
+        <w:t>MODULE 4: Networking</w:t>
       </w:r>
     </w:p>
     <w:p>
       <w:r>
-        <w:t>Strategic Objective: Curate your peer group.</w:t>
+        <w:t>Objective: Curate peers.</w:t>
       </w:r>
     </w:p>
     <w:p>
       <w:r>
-        <w:t>How to attract high-value peers.</w:t>
-      </w:r>
-    </w:p>
-    <w:p>
-      <w:r>
-        <w:t>Elite Execution Steps:</w:t>
+        <w:t>Attract high-value mentors.</w:t>
       </w:r>
     </w:p>
     <w:p>
@@ -169,7 +149,7 @@
         <w:pStyle w:val="ListBullet"/>
       </w:pPr>
       <w:r>
-        <w:t>Contact 3 leaders</w:t>
+        <w:t>Outreach plan</w:t>
       </w:r>
     </w:p>
     <w:p>
@@ -177,7 +157,143 @@
         <w:pStyle w:val="ListBullet"/>
       </w:pPr>
       <w:r>
-        <w:t>Join community</w:t>
+        <w:t>Association audit</w:t>
+      </w:r>
+    </w:p>
+    <w:p>
+      <w:pPr>
+        <w:pStyle w:val="Heading1"/>
+      </w:pPr>
+      <w:r>
+        <w:t>MODULE 5: Bio-Performance</w:t>
+      </w:r>
+    </w:p>
+    <w:p>
+      <w:r>
+        <w:t>Objective: Brain hardware.</w:t>
+      </w:r>
+    </w:p>
+    <w:p>
+      <w:r>
+        <w:t>Sleep and nutrition protocols.</w:t>
+      </w:r>
+    </w:p>
+    <w:p>
+      <w:pPr>
+        <w:pStyle w:val="ListBullet"/>
+      </w:pPr>
+      <w:r>
+        <w:t>Sleep floor</w:t>
+      </w:r>
+    </w:p>
+    <w:p>
+      <w:pPr>
+        <w:pStyle w:val="ListBullet"/>
+      </w:pPr>
+      <w:r>
+        <w:t>Hydration</w:t>
+      </w:r>
+    </w:p>
+    <w:p>
+      <w:pPr>
+        <w:pStyle w:val="Heading1"/>
+      </w:pPr>
+      <w:r>
+        <w:t>MODULE 6: Delegation</w:t>
+      </w:r>
+    </w:p>
+    <w:p>
+      <w:r>
+        <w:t>Objective: Scale thru others.</w:t>
+      </w:r>
+    </w:p>
+    <w:p>
+      <w:r>
+        <w:t>Hiring PH-based teams.</w:t>
+      </w:r>
+    </w:p>
+    <w:p>
+      <w:pPr>
+        <w:pStyle w:val="ListBullet"/>
+      </w:pPr>
+      <w:r>
+        <w:t>SOP creation</w:t>
+      </w:r>
+    </w:p>
+    <w:p>
+      <w:pPr>
+        <w:pStyle w:val="ListBullet"/>
+      </w:pPr>
+      <w:r>
+        <w:t>VA hiring</w:t>
+      </w:r>
+    </w:p>
+    <w:p>
+      <w:pPr>
+        <w:pStyle w:val="Heading1"/>
+      </w:pPr>
+      <w:r>
+        <w:t>MODULE 7: Crisis Protocol</w:t>
+      </w:r>
+    </w:p>
+    <w:p>
+      <w:r>
+        <w:t>Objective: Antifragility.</w:t>
+      </w:r>
+    </w:p>
+    <w:p>
+      <w:r>
+        <w:t>Handling market volatility.</w:t>
+      </w:r>
+    </w:p>
+    <w:p>
+      <w:pPr>
+        <w:pStyle w:val="ListBullet"/>
+      </w:pPr>
+      <w:r>
+        <w:t>Freedom fund</w:t>
+      </w:r>
+    </w:p>
+    <w:p>
+      <w:pPr>
+        <w:pStyle w:val="ListBullet"/>
+      </w:pPr>
+      <w:r>
+        <w:t>Stress audit</w:t>
+      </w:r>
+    </w:p>
+    <w:p>
+      <w:pPr>
+        <w:pStyle w:val="Heading1"/>
+      </w:pPr>
+      <w:r>
+        <w:t>MODULE 8: Legacy</w:t>
+      </w:r>
+    </w:p>
+    <w:p>
+      <w:r>
+        <w:t>Objective: Design impact.</w:t>
+      </w:r>
+    </w:p>
+    <w:p>
+      <w:r>
+        <w:t>Mentorship and contribution.</w:t>
+      </w:r>
+    </w:p>
+    <w:p>
+      <w:pPr>
+        <w:pStyle w:val="ListBullet"/>
+      </w:pPr>
+      <w:r>
+        <w:t>Legacy stmt</w:t>
+      </w:r>
+    </w:p>
+    <w:p>
+      <w:pPr>
+        <w:pStyle w:val="ListBullet"/>
+      </w:pPr>
+      <w:r>
+        <w:t>Mentorship goal</w:t>
       </w:r>
     </w:p>
     <w:sectPr>
@@ -553,10 +669,6 @@
     <w:name w:val="Normal"/>
     <w:qFormat/>
     <w:rsid w:val="00FC693F"/>
-    <w:rPr>
-      <w:rFonts w:ascii="Inter" w:hAnsi="Inter"/>
-      <w:sz w:val="22"/>
-    </w:rPr>
   </w:style>
   <w:style w:type="paragraph" w:styleId="Header">
     <w:name w:val="header"/>

--- a/layunin-theme/downloadables/1_THE_ELITE_ARCHITECT_MANUAL.docx
+++ b/layunin-theme/downloadables/1_THE_ELITE_ARCHITECT_MANUAL.docx
@@ -16,7 +16,7 @@
         <w:jc w:val="center"/>
       </w:pPr>
       <w:r>
-        <w:t>The Definitive Framework for Life Re-Engineering</w:t>
+        <w:t>The Definitive Framework for Life Re-Engineering and Global Excellence</w:t>
       </w:r>
     </w:p>
     <w:p>
@@ -29,17 +29,17 @@
         <w:pStyle w:val="Heading1"/>
       </w:pPr>
       <w:r>
-        <w:t>MODULE 1: Purpose Audit</w:t>
+        <w:t>MODULE 1: The Purpose Audit</w:t>
       </w:r>
     </w:p>
     <w:p>
       <w:r>
-        <w:t>Objective: Reveal mission.</w:t>
+        <w:t>Objective: Identify the 'Layunin' that drives your empire.</w:t>
       </w:r>
     </w:p>
     <w:p>
       <w:r>
-        <w:t>Deep dive into internal drivers.</w:t>
+        <w:t>Most high-achievers suffer from 'Velocity without Direction'. The Purpose Audit uses the 5-Whys framework to strip away societal expectations and reveal your core driver. In the Philippine context, we distinguish between 'Napilitan' (forced) and 'Layunin' (intentional purpose). This alignment is the prerequisite for all wealth.</w:t>
       </w:r>
     </w:p>
     <w:p>
@@ -47,7 +47,7 @@
         <w:pStyle w:val="ListBullet"/>
       </w:pPr>
       <w:r>
-        <w:t>Mission draft</w:t>
+        <w:t>Draft a 12-word mission statement</w:t>
       </w:r>
     </w:p>
     <w:p>
@@ -55,7 +55,20 @@
         <w:pStyle w:val="ListBullet"/>
       </w:pPr>
       <w:r>
-        <w:t>Vision map</w:t>
+        <w:t>Identify 3 non-negotiable values</w:t>
+      </w:r>
+    </w:p>
+    <w:p>
+      <w:pPr>
+        <w:pStyle w:val="ListBullet"/>
+      </w:pPr>
+      <w:r>
+        <w:t>Map your 10-year 'Vivid Vision'</w:t>
+      </w:r>
+    </w:p>
+    <w:p>
+      <w:r>
+        <w:br/>
       </w:r>
     </w:p>
     <w:p>
@@ -63,17 +76,17 @@
         <w:pStyle w:val="Heading1"/>
       </w:pPr>
       <w:r>
-        <w:t>MODULE 2: Macro-to-Micro</w:t>
+        <w:t>MODULE 2: Macro-to-Micro Engine</w:t>
       </w:r>
     </w:p>
     <w:p>
       <w:r>
-        <w:t>Objective: Daily wins.</w:t>
+        <w:t>Objective: Convert a 10-year vision into 90-day execution sprints.</w:t>
       </w:r>
     </w:p>
     <w:p>
       <w:r>
-        <w:t>90-day execution engine.</w:t>
+        <w:t>Vision without execution is hallucination. Learn to identify the 'Keystone Goal'—the one objective that makes all others easier or unnecessary. We implement the 'Rule of 3' for daily planning: three high-impact wins that move the needle, regardless of administrative noise.</w:t>
       </w:r>
     </w:p>
     <w:p>
@@ -81,7 +94,7 @@
         <w:pStyle w:val="ListBullet"/>
       </w:pPr>
       <w:r>
-        <w:t>Goal selection</w:t>
+        <w:t>Select one Keystone Goal for Q3</w:t>
       </w:r>
     </w:p>
     <w:p>
@@ -89,7 +102,20 @@
         <w:pStyle w:val="ListBullet"/>
       </w:pPr>
       <w:r>
-        <w:t>Weekly review</w:t>
+        <w:t>Schedule Weekly Strategic Reviews</w:t>
+      </w:r>
+    </w:p>
+    <w:p>
+      <w:pPr>
+        <w:pStyle w:val="ListBullet"/>
+      </w:pPr>
+      <w:r>
+        <w:t>Audit task list against Pareto Principle</w:t>
+      </w:r>
+    </w:p>
+    <w:p>
+      <w:r>
+        <w:br/>
       </w:r>
     </w:p>
     <w:p>
@@ -97,17 +123,17 @@
         <w:pStyle w:val="Heading1"/>
       </w:pPr>
       <w:r>
-        <w:t>MODULE 3: Environment</w:t>
+        <w:t>MODULE 3: Environment Design</w:t>
       </w:r>
     </w:p>
     <w:p>
       <w:r>
-        <w:t>Objective: Remove friction.</w:t>
+        <w:t>Objective: Remove physical and digital friction to enable deep focus.</w:t>
       </w:r>
     </w:p>
     <w:p>
       <w:r>
-        <w:t>Digital and physical cleanup.</w:t>
+        <w:t>Willpower is a finite resource; architecture is permanent. Build a 'Clean Room' environment where focus is the default. We analyze the 23-minute cost of every notification. Learn to treat your desk as a strategic laboratory, not a storage unit.</w:t>
       </w:r>
     </w:p>
     <w:p>
@@ -115,7 +141,7 @@
         <w:pStyle w:val="ListBullet"/>
       </w:pPr>
       <w:r>
-        <w:t>Clean desk</w:t>
+        <w:t>Clean physical workspace protocol</w:t>
       </w:r>
     </w:p>
     <w:p>
@@ -123,7 +149,20 @@
         <w:pStyle w:val="ListBullet"/>
       </w:pPr>
       <w:r>
-        <w:t>Notifications off</w:t>
+        <w:t>Disable 80% of phone notifications</w:t>
+      </w:r>
+    </w:p>
+    <w:p>
+      <w:pPr>
+        <w:pStyle w:val="ListBullet"/>
+      </w:pPr>
+      <w:r>
+        <w:t>Establish a 2-hour 'Silent Window'</w:t>
+      </w:r>
+    </w:p>
+    <w:p>
+      <w:r>
+        <w:br/>
       </w:r>
     </w:p>
     <w:p>
@@ -131,17 +170,17 @@
         <w:pStyle w:val="Heading1"/>
       </w:pPr>
       <w:r>
-        <w:t>MODULE 4: Networking</w:t>
+        <w:t>MODULE 4: Network Architecture</w:t>
       </w:r>
     </w:p>
     <w:p>
       <w:r>
-        <w:t>Objective: Curate peers.</w:t>
+        <w:t>Objective: Curate a peer group that forces higher levels of execution.</w:t>
       </w:r>
     </w:p>
     <w:p>
       <w:r>
-        <w:t>Attract high-value mentors.</w:t>
+        <w:t>Your environment is your destiny. We teach 'Impact-First' outreach—how to attract high-value mentors by solving their problems first. In the local economy, networking is often seen as 'pakikisama'; we redefine it as 'Strategic Value Exchange'.</w:t>
       </w:r>
     </w:p>
     <w:p>
@@ -149,7 +188,7 @@
         <w:pStyle w:val="ListBullet"/>
       </w:pPr>
       <w:r>
-        <w:t>Outreach plan</w:t>
+        <w:t>Identify 3 Tier-1 mentors</w:t>
       </w:r>
     </w:p>
     <w:p>
@@ -157,7 +196,20 @@
         <w:pStyle w:val="ListBullet"/>
       </w:pPr>
       <w:r>
-        <w:t>Association audit</w:t>
+        <w:t>Draft a 'Zero-Ask' value message</w:t>
+      </w:r>
+    </w:p>
+    <w:p>
+      <w:pPr>
+        <w:pStyle w:val="ListBullet"/>
+      </w:pPr>
+      <w:r>
+        <w:t>Audit your Top 5 associations</w:t>
+      </w:r>
+    </w:p>
+    <w:p>
+      <w:r>
+        <w:br/>
       </w:r>
     </w:p>
     <w:p>
@@ -165,17 +217,17 @@
         <w:pStyle w:val="Heading1"/>
       </w:pPr>
       <w:r>
-        <w:t>MODULE 5: Bio-Performance</w:t>
+        <w:t>MODULE 5: Bio-Hacking for Brain Performance</w:t>
       </w:r>
     </w:p>
     <w:p>
       <w:r>
-        <w:t>Objective: Brain hardware.</w:t>
+        <w:t>Objective: Optimize biological hardware for sustained cognitive output.</w:t>
       </w:r>
     </w:p>
     <w:p>
       <w:r>
-        <w:t>Sleep and nutrition protocols.</w:t>
+        <w:t>The Architect prioritizes recovery as a performance metric. Learn the 'Sleep Floor' protocol and the importance of hydration-first mornings. We explore how to manage cortisol and dopamine to maintain high-output flow states throughout the work day.</w:t>
       </w:r>
     </w:p>
     <w:p>
@@ -183,7 +235,7 @@
         <w:pStyle w:val="ListBullet"/>
       </w:pPr>
       <w:r>
-        <w:t>Sleep floor</w:t>
+        <w:t>Establish 7-hour sleep floor</w:t>
       </w:r>
     </w:p>
     <w:p>
@@ -191,7 +243,20 @@
         <w:pStyle w:val="ListBullet"/>
       </w:pPr>
       <w:r>
-        <w:t>Hydration</w:t>
+        <w:t>Implement morning hydration ritual</w:t>
+      </w:r>
+    </w:p>
+    <w:p>
+      <w:pPr>
+        <w:pStyle w:val="ListBullet"/>
+      </w:pPr>
+      <w:r>
+        <w:t>Audit stimulant use (caffeine/sugar)</w:t>
+      </w:r>
+    </w:p>
+    <w:p>
+      <w:r>
+        <w:br/>
       </w:r>
     </w:p>
     <w:p>
@@ -199,17 +264,17 @@
         <w:pStyle w:val="Heading1"/>
       </w:pPr>
       <w:r>
-        <w:t>MODULE 6: Delegation</w:t>
+        <w:t>MODULE 6: Advanced Delegation</w:t>
       </w:r>
     </w:p>
     <w:p>
       <w:r>
-        <w:t>Objective: Scale thru others.</w:t>
+        <w:t>Objective: Scale your output through high-performance systems and teams.</w:t>
       </w:r>
     </w:p>
     <w:p>
       <w:r>
-        <w:t>Hiring PH-based teams.</w:t>
+        <w:t>Moving from 'Doing' to 'Architecting'. Learn to build SOPs (Standard Operating Procedures) that allow you to step away. We focus on hiring and training elite Virtual Assistants in the PH market to handle the 80% of tasks that don't require your unique genius.</w:t>
       </w:r>
     </w:p>
     <w:p>
@@ -217,7 +282,7 @@
         <w:pStyle w:val="ListBullet"/>
       </w:pPr>
       <w:r>
-        <w:t>SOP creation</w:t>
+        <w:t>Identify 3 delegatable tasks</w:t>
       </w:r>
     </w:p>
     <w:p>
@@ -225,7 +290,20 @@
         <w:pStyle w:val="ListBullet"/>
       </w:pPr>
       <w:r>
-        <w:t>VA hiring</w:t>
+        <w:t>Draft a video-based SOP for one task</w:t>
+      </w:r>
+    </w:p>
+    <w:p>
+      <w:pPr>
+        <w:pStyle w:val="ListBullet"/>
+      </w:pPr>
+      <w:r>
+        <w:t>Perform a 'Micro-Hire' test project</w:t>
+      </w:r>
+    </w:p>
+    <w:p>
+      <w:r>
+        <w:br/>
       </w:r>
     </w:p>
     <w:p>
@@ -233,17 +311,17 @@
         <w:pStyle w:val="Heading1"/>
       </w:pPr>
       <w:r>
-        <w:t>MODULE 7: Crisis Protocol</w:t>
+        <w:t>MODULE 7: The Crisis Protocol</w:t>
       </w:r>
     </w:p>
     <w:p>
       <w:r>
-        <w:t>Objective: Antifragility.</w:t>
+        <w:t>Objective: Maintain absolute calm and velocity during market volatility.</w:t>
       </w:r>
     </w:p>
     <w:p>
       <w:r>
-        <w:t>Handling market volatility.</w:t>
+        <w:t>Antifragility is the ability to grow from chaos. We use Pre-meditation of Evils (Pre-Mortem) to architect solutions before problems occur. Learn to build a 'Freedom Fund' that provides the psychological safety to make aggressive strategic moves during downturns.</w:t>
       </w:r>
     </w:p>
     <w:p>
@@ -251,7 +329,7 @@
         <w:pStyle w:val="ListBullet"/>
       </w:pPr>
       <w:r>
-        <w:t>Freedom fund</w:t>
+        <w:t>Build 6-month strategic cash buffer</w:t>
       </w:r>
     </w:p>
     <w:p>
@@ -259,7 +337,20 @@
         <w:pStyle w:val="ListBullet"/>
       </w:pPr>
       <w:r>
-        <w:t>Stress audit</w:t>
+        <w:t>Draft a 'Burn-Out' response SOP</w:t>
+      </w:r>
+    </w:p>
+    <w:p>
+      <w:pPr>
+        <w:pStyle w:val="ListBullet"/>
+      </w:pPr>
+      <w:r>
+        <w:t>Perform a monthly 'Stress Test' audit</w:t>
+      </w:r>
+    </w:p>
+    <w:p>
+      <w:r>
+        <w:br/>
       </w:r>
     </w:p>
     <w:p>
@@ -267,17 +358,17 @@
         <w:pStyle w:val="Heading1"/>
       </w:pPr>
       <w:r>
-        <w:t>MODULE 8: Legacy</w:t>
+        <w:t>MODULE 8: Legacy Blueprint</w:t>
       </w:r>
     </w:p>
     <w:p>
       <w:r>
-        <w:t>Objective: Design impact.</w:t>
+        <w:t>Objective: Design your long-term impact beyond personal profit.</w:t>
       </w:r>
     </w:p>
     <w:p>
       <w:r>
-        <w:t>Mentorship and contribution.</w:t>
+        <w:t>True success is measured by what outlasts you. Architect a legacy that involves philanthropy, mentoring the next generation, and building cultural wealth. We draft your 'Legacy Intent'—a document that guides your high-level decisions for the next 50 years.</w:t>
       </w:r>
     </w:p>
     <w:p>
@@ -285,7 +376,7 @@
         <w:pStyle w:val="ListBullet"/>
       </w:pPr>
       <w:r>
-        <w:t>Legacy stmt</w:t>
+        <w:t>Draft 'Legacy Intent' statement</w:t>
       </w:r>
     </w:p>
     <w:p>
@@ -293,7 +384,20 @@
         <w:pStyle w:val="ListBullet"/>
       </w:pPr>
       <w:r>
-        <w:t>Mentorship goal</w:t>
+        <w:t>Identify one junior leader to mentor</w:t>
+      </w:r>
+    </w:p>
+    <w:p>
+      <w:pPr>
+        <w:pStyle w:val="ListBullet"/>
+      </w:pPr>
+      <w:r>
+        <w:t>Plan a recurring impact contribution</w:t>
+      </w:r>
+    </w:p>
+    <w:p>
+      <w:r>
+        <w:br/>
       </w:r>
     </w:p>
     <w:sectPr>

--- a/layunin-theme/downloadables/1_THE_ELITE_ARCHITECT_MANUAL.docx
+++ b/layunin-theme/downloadables/1_THE_ELITE_ARCHITECT_MANUAL.docx
@@ -34,12 +34,27 @@
     </w:p>
     <w:p>
       <w:r>
-        <w:t>Objective: Identify the 'Layunin' that drives your empire.</w:t>
+        <w:t>Objective: Reveal your absolute mission.</w:t>
       </w:r>
     </w:p>
     <w:p>
       <w:r>
-        <w:t>Most high-achievers suffer from 'Velocity without Direction'. The Purpose Audit uses the 5-Whys framework to strip away societal expectations and reveal your core driver. In the Philippine context, we distinguish between 'Napilitan' (forced) and 'Layunin' (intentional purpose). This alignment is the prerequisite for all wealth.</w:t>
+        <w:t>Identifying the 'Layunin'—your true directional North Star. We audit against the 'Hustle Trap' common in modern society. We focus on the difference between reactive busy-work and intentional architectural output.</w:t>
+      </w:r>
+    </w:p>
+    <w:p>
+      <w:r>
+        <w:t>Mastery Frameworks:</w:t>
+      </w:r>
+    </w:p>
+    <w:p>
+      <w:r>
+        <w:t>Framework: The IKIGAI Architect Model. ROI: 20+ hours reclaimed per week from noise removal.</w:t>
+      </w:r>
+    </w:p>
+    <w:p>
+      <w:r>
+        <w:t>Execution Steps:</w:t>
       </w:r>
     </w:p>
     <w:p>
@@ -47,7 +62,7 @@
         <w:pStyle w:val="ListBullet"/>
       </w:pPr>
       <w:r>
-        <w:t>Draft a 12-word mission statement</w:t>
+        <w:t>Draft 12-word mission statement</w:t>
       </w:r>
     </w:p>
     <w:p>
@@ -55,7 +70,7 @@
         <w:pStyle w:val="ListBullet"/>
       </w:pPr>
       <w:r>
-        <w:t>Identify 3 non-negotiable values</w:t>
+        <w:t>Map 10-year 'Vivid Vision'</w:t>
       </w:r>
     </w:p>
     <w:p>
@@ -63,7 +78,7 @@
         <w:pStyle w:val="ListBullet"/>
       </w:pPr>
       <w:r>
-        <w:t>Map your 10-year 'Vivid Vision'</w:t>
+        <w:t>Identify 3 non-negotiable core values</w:t>
       </w:r>
     </w:p>
     <w:p>
@@ -81,12 +96,27 @@
     </w:p>
     <w:p>
       <w:r>
-        <w:t>Objective: Convert a 10-year vision into 90-day execution sprints.</w:t>
+        <w:t>Objective: Convert vision into daily wins.</w:t>
       </w:r>
     </w:p>
     <w:p>
       <w:r>
-        <w:t>Vision without execution is hallucination. Learn to identify the 'Keystone Goal'—the one objective that makes all others easier or unnecessary. We implement the 'Rule of 3' for daily planning: three high-impact wins that move the needle, regardless of administrative noise.</w:t>
+        <w:t>The 90-day execution engine used by Tier-1 founders. Learn to select the 'Keystone Goal'—the one objective that makes all other tasks easier or unnecessary. We implement the 'Rule of 3' for daily planning.</w:t>
+      </w:r>
+    </w:p>
+    <w:p>
+      <w:r>
+        <w:t>Mastery Frameworks:</w:t>
+      </w:r>
+    </w:p>
+    <w:p>
+      <w:r>
+        <w:t>Framework: The PHI Sprints System. ROI: 300% increase in quarterly objective completion.</w:t>
+      </w:r>
+    </w:p>
+    <w:p>
+      <w:r>
+        <w:t>Execution Steps:</w:t>
       </w:r>
     </w:p>
     <w:p>
@@ -102,7 +132,7 @@
         <w:pStyle w:val="ListBullet"/>
       </w:pPr>
       <w:r>
-        <w:t>Schedule Weekly Strategic Reviews</w:t>
+        <w:t>Establish a Weekly Strategic Review (WSR) ritual</w:t>
       </w:r>
     </w:p>
     <w:p>
@@ -110,7 +140,7 @@
         <w:pStyle w:val="ListBullet"/>
       </w:pPr>
       <w:r>
-        <w:t>Audit task list against Pareto Principle</w:t>
+        <w:t>Audit current task list against Pareto Principle</w:t>
       </w:r>
     </w:p>
     <w:p>
@@ -128,12 +158,27 @@
     </w:p>
     <w:p>
       <w:r>
-        <w:t>Objective: Remove physical and digital friction to enable deep focus.</w:t>
+        <w:t>Objective: Enable deep focus.</w:t>
       </w:r>
     </w:p>
     <w:p>
       <w:r>
-        <w:t>Willpower is a finite resource; architecture is permanent. Build a 'Clean Room' environment where focus is the default. We analyze the 23-minute cost of every notification. Learn to treat your desk as a strategic laboratory, not a storage unit.</w:t>
+        <w:t>The physics of focus. Creating a distraction-free strategic laboratory. We analyze the 23-minute cost of every notification. Learn to treat your desk as a strategic laboratory, not a storage unit.</w:t>
+      </w:r>
+    </w:p>
+    <w:p>
+      <w:r>
+        <w:t>Mastery Frameworks:</w:t>
+      </w:r>
+    </w:p>
+    <w:p>
+      <w:r>
+        <w:t>Framework: The Clean Room Protocol. ROI: 2.5X deeper immersion in complex tasks.</w:t>
+      </w:r>
+    </w:p>
+    <w:p>
+      <w:r>
+        <w:t>Execution Steps:</w:t>
       </w:r>
     </w:p>
     <w:p>
@@ -141,7 +186,7 @@
         <w:pStyle w:val="ListBullet"/>
       </w:pPr>
       <w:r>
-        <w:t>Clean physical workspace protocol</w:t>
+        <w:t>Perform physical workspace deep-clean</w:t>
       </w:r>
     </w:p>
     <w:p>
@@ -157,7 +202,7 @@
         <w:pStyle w:val="ListBullet"/>
       </w:pPr>
       <w:r>
-        <w:t>Establish a 2-hour 'Silent Window'</w:t>
+        <w:t>Establish a 2-hour 'Silent window' protocol</w:t>
       </w:r>
     </w:p>
     <w:p>
@@ -175,12 +220,27 @@
     </w:p>
     <w:p>
       <w:r>
-        <w:t>Objective: Curate a peer group that forces higher levels of execution.</w:t>
+        <w:t>Objective: Curate your peer group.</w:t>
       </w:r>
     </w:p>
     <w:p>
       <w:r>
-        <w:t>Your environment is your destiny. We teach 'Impact-First' outreach—how to attract high-value mentors by solving their problems first. In the local economy, networking is often seen as 'pakikisama'; we redefine it as 'Strategic Value Exchange'.</w:t>
+        <w:t>Redefining networking as Strategic Value Exchange. Attracting high-value mentors by solving their problems first. In the local economy, we redefine networking as high-fidelity value exchange.</w:t>
+      </w:r>
+    </w:p>
+    <w:p>
+      <w:r>
+        <w:t>Mastery Frameworks:</w:t>
+      </w:r>
+    </w:p>
+    <w:p>
+      <w:r>
+        <w:t>Framework: The Zero-Ask Outreach. ROI: Immediate access to insider global markets.</w:t>
+      </w:r>
+    </w:p>
+    <w:p>
+      <w:r>
+        <w:t>Execution Steps:</w:t>
       </w:r>
     </w:p>
     <w:p>
@@ -188,7 +248,7 @@
         <w:pStyle w:val="ListBullet"/>
       </w:pPr>
       <w:r>
-        <w:t>Identify 3 Tier-1 mentors</w:t>
+        <w:t>Identify 3 Tier-1 mentors or peers</w:t>
       </w:r>
     </w:p>
     <w:p>
@@ -196,7 +256,7 @@
         <w:pStyle w:val="ListBullet"/>
       </w:pPr>
       <w:r>
-        <w:t>Draft a 'Zero-Ask' value message</w:t>
+        <w:t>Draft an 'Impact-First' outreach message</w:t>
       </w:r>
     </w:p>
     <w:p>
@@ -204,7 +264,7 @@
         <w:pStyle w:val="ListBullet"/>
       </w:pPr>
       <w:r>
-        <w:t>Audit your Top 5 associations</w:t>
+        <w:t>Audit your top 5 associations</w:t>
       </w:r>
     </w:p>
     <w:p>
@@ -217,17 +277,32 @@
         <w:pStyle w:val="Heading1"/>
       </w:pPr>
       <w:r>
-        <w:t>MODULE 5: Bio-Hacking for Brain Performance</w:t>
+        <w:t>MODULE 5: Bio-Performance</w:t>
       </w:r>
     </w:p>
     <w:p>
       <w:r>
-        <w:t>Objective: Optimize biological hardware for sustained cognitive output.</w:t>
+        <w:t>Objective: Optimize brain hardware.</w:t>
       </w:r>
     </w:p>
     <w:p>
       <w:r>
-        <w:t>The Architect prioritizes recovery as a performance metric. Learn the 'Sleep Floor' protocol and the importance of hydration-first mornings. We explore how to manage cortisol and dopamine to maintain high-output flow states throughout the work day.</w:t>
+        <w:t>Recovery as a performance metric. Managing cortisol and dopamine for sustained cognitive focus. The Architect prioritizes biological hardware to maintain world-class output from 8 AM to 8 PM.</w:t>
+      </w:r>
+    </w:p>
+    <w:p>
+      <w:r>
+        <w:t>Mastery Frameworks:</w:t>
+      </w:r>
+    </w:p>
+    <w:p>
+      <w:r>
+        <w:t>Framework: The Sleep Floor Protocol. ROI: Sustained energy levels throughout the work cycle.</w:t>
+      </w:r>
+    </w:p>
+    <w:p>
+      <w:r>
+        <w:t>Execution Steps:</w:t>
       </w:r>
     </w:p>
     <w:p>
@@ -235,7 +310,7 @@
         <w:pStyle w:val="ListBullet"/>
       </w:pPr>
       <w:r>
-        <w:t>Establish 7-hour sleep floor</w:t>
+        <w:t>Establish 7-hour non-negotiable sleep floor</w:t>
       </w:r>
     </w:p>
     <w:p>
@@ -269,12 +344,27 @@
     </w:p>
     <w:p>
       <w:r>
-        <w:t>Objective: Scale your output through high-performance systems and teams.</w:t>
+        <w:t>Objective: Scale through systems.</w:t>
       </w:r>
     </w:p>
     <w:p>
       <w:r>
-        <w:t>Moving from 'Doing' to 'Architecting'. Learn to build SOPs (Standard Operating Procedures) that allow you to step away. We focus on hiring and training elite Virtual Assistants in the PH market to handle the 80% of tasks that don't require your unique genius.</w:t>
+        <w:t>Building SOPs that allow you to exit the 'Doing' phase and enter 'Architecting'. We focus on hiring and training elite Virtual Assistants specifically in the PH market for high-leverage support.</w:t>
+      </w:r>
+    </w:p>
+    <w:p>
+      <w:r>
+        <w:t>Mastery Frameworks:</w:t>
+      </w:r>
+    </w:p>
+    <w:p>
+      <w:r>
+        <w:t>Framework: The PH-VA Scaling Matrix. ROI: 80% of administrative tasks fully automated or delegated.</w:t>
+      </w:r>
+    </w:p>
+    <w:p>
+      <w:r>
+        <w:t>Execution Steps:</w:t>
       </w:r>
     </w:p>
     <w:p>
@@ -282,7 +372,7 @@
         <w:pStyle w:val="ListBullet"/>
       </w:pPr>
       <w:r>
-        <w:t>Identify 3 delegatable tasks</w:t>
+        <w:t>Identify 3 tasks for immediate delegation</w:t>
       </w:r>
     </w:p>
     <w:p>
@@ -316,12 +406,27 @@
     </w:p>
     <w:p>
       <w:r>
-        <w:t>Objective: Maintain absolute calm and velocity during market volatility.</w:t>
+        <w:t>Objective: Build antifragility.</w:t>
       </w:r>
     </w:p>
     <w:p>
       <w:r>
-        <w:t>Antifragility is the ability to grow from chaos. We use Pre-meditation of Evils (Pre-Mortem) to architect solutions before problems occur. Learn to build a 'Freedom Fund' that provides the psychological safety to make aggressive strategic moves during downturns.</w:t>
+        <w:t>Maintain absolute calm during high-stakes volatility. Pre-meditation of Evils: visualize failure and architect solutions in advance. Build the psychological and financial buffer to lead through chaos.</w:t>
+      </w:r>
+    </w:p>
+    <w:p>
+      <w:r>
+        <w:t>Mastery Frameworks:</w:t>
+      </w:r>
+    </w:p>
+    <w:p>
+      <w:r>
+        <w:t>Framework: The Freedom Fund Buffer. ROI: Zero downtime during economic shifts.</w:t>
+      </w:r>
+    </w:p>
+    <w:p>
+      <w:r>
+        <w:t>Execution Steps:</w:t>
       </w:r>
     </w:p>
     <w:p>
@@ -363,12 +468,27 @@
     </w:p>
     <w:p>
       <w:r>
-        <w:t>Objective: Design your long-term impact beyond personal profit.</w:t>
+        <w:t>Objective: Architect your impact.</w:t>
       </w:r>
     </w:p>
     <w:p>
       <w:r>
-        <w:t>True success is measured by what outlasts you. Architect a legacy that involves philanthropy, mentoring the next generation, and building cultural wealth. We draft your 'Legacy Intent'—a document that guides your high-level decisions for the next 50 years.</w:t>
+        <w:t>Your journey does not end with profit. Architect a legacy that involves philanthropy, mentoring the next generation, and building cultural wealth. Design a legacy that outlasts your physical presence.</w:t>
+      </w:r>
+    </w:p>
+    <w:p>
+      <w:r>
+        <w:t>Mastery Frameworks:</w:t>
+      </w:r>
+    </w:p>
+    <w:p>
+      <w:r>
+        <w:t>Framework: The Legacy Intent Statement. ROI: Permanent impact on your community and lineage.</w:t>
+      </w:r>
+    </w:p>
+    <w:p>
+      <w:r>
+        <w:t>Execution Steps:</w:t>
       </w:r>
     </w:p>
     <w:p>
@@ -376,7 +496,7 @@
         <w:pStyle w:val="ListBullet"/>
       </w:pPr>
       <w:r>
-        <w:t>Draft 'Legacy Intent' statement</w:t>
+        <w:t>Draft your 'Legacy Intent' statement</w:t>
       </w:r>
     </w:p>
     <w:p>

--- a/layunin-theme/downloadables/1_THE_ELITE_ARCHITECT_MANUAL.docx
+++ b/layunin-theme/downloadables/1_THE_ELITE_ARCHITECT_MANUAL.docx
@@ -16,7 +16,7 @@
         <w:jc w:val="center"/>
       </w:pPr>
       <w:r>
-        <w:t>The Definitive Framework for Life Re-Engineering and Global Excellence</w:t>
+        <w:t>The Definitive Framework for Life Re-Engineering</w:t>
       </w:r>
     </w:p>
     <w:p>
@@ -34,22 +34,12 @@
     </w:p>
     <w:p>
       <w:r>
-        <w:t>Objective: Reveal your absolute mission.</w:t>
+        <w:t>Objective: Identify the 'Layunin' driving your empire.</w:t>
       </w:r>
     </w:p>
     <w:p>
       <w:r>
-        <w:t>Identifying the 'Layunin'—your true directional North Star. We audit against the 'Hustle Trap' common in modern society. We focus on the difference between reactive busy-work and intentional architectural output.</w:t>
-      </w:r>
-    </w:p>
-    <w:p>
-      <w:r>
-        <w:t>Mastery Frameworks:</w:t>
-      </w:r>
-    </w:p>
-    <w:p>
-      <w:r>
-        <w:t>Framework: The IKIGAI Architect Model. ROI: 20+ hours reclaimed per week from noise removal.</w:t>
+        <w:t>Aligning your mission with world-class execution standards. Deep-dive into why most ventures fail and how to ensure yours is rooted in a non-negotiable personal mission.</w:t>
       </w:r>
     </w:p>
     <w:p>
@@ -62,7 +52,7 @@
         <w:pStyle w:val="ListBullet"/>
       </w:pPr>
       <w:r>
-        <w:t>Draft 12-word mission statement</w:t>
+        <w:t>Draft mission statement</w:t>
       </w:r>
     </w:p>
     <w:p>
@@ -70,7 +60,7 @@
         <w:pStyle w:val="ListBullet"/>
       </w:pPr>
       <w:r>
-        <w:t>Map 10-year 'Vivid Vision'</w:t>
+        <w:t>Map Vivid Vision (3-year horizon)</w:t>
       </w:r>
     </w:p>
     <w:p>
@@ -78,7 +68,7 @@
         <w:pStyle w:val="ListBullet"/>
       </w:pPr>
       <w:r>
-        <w:t>Identify 3 non-negotiable core values</w:t>
+        <w:t>Identify top 3 core values</w:t>
       </w:r>
     </w:p>
     <w:p>
@@ -96,22 +86,12 @@
     </w:p>
     <w:p>
       <w:r>
-        <w:t>Objective: Convert vision into daily wins.</w:t>
+        <w:t>Objective: Convert vision into daily execution.</w:t>
       </w:r>
     </w:p>
     <w:p>
       <w:r>
-        <w:t>The 90-day execution engine used by Tier-1 founders. Learn to select the 'Keystone Goal'—the one objective that makes all other tasks easier or unnecessary. We implement the 'Rule of 3' for daily planning.</w:t>
-      </w:r>
-    </w:p>
-    <w:p>
-      <w:r>
-        <w:t>Mastery Frameworks:</w:t>
-      </w:r>
-    </w:p>
-    <w:p>
-      <w:r>
-        <w:t>Framework: The PHI Sprints System. ROI: 300% increase in quarterly objective completion.</w:t>
+        <w:t>90-day sprints for Tier-1 founders. Learning how to break down a 10-year goal into monthly, weekly, and daily actions that are mathematically guaranteed to succeed.</w:t>
       </w:r>
     </w:p>
     <w:p>
@@ -124,7 +104,7 @@
         <w:pStyle w:val="ListBullet"/>
       </w:pPr>
       <w:r>
-        <w:t>Select one Keystone Goal for Q3</w:t>
+        <w:t>Select Keystone Goal</w:t>
       </w:r>
     </w:p>
     <w:p>
@@ -132,7 +112,7 @@
         <w:pStyle w:val="ListBullet"/>
       </w:pPr>
       <w:r>
-        <w:t>Establish a Weekly Strategic Review (WSR) ritual</w:t>
+        <w:t>Establish 15-minute Morning Review ritual</w:t>
       </w:r>
     </w:p>
     <w:p>
@@ -140,7 +120,7 @@
         <w:pStyle w:val="ListBullet"/>
       </w:pPr>
       <w:r>
-        <w:t>Audit current task list against Pareto Principle</w:t>
+        <w:t>Audit daily task list for high-leverage items</w:t>
       </w:r>
     </w:p>
     <w:p>
@@ -158,22 +138,12 @@
     </w:p>
     <w:p>
       <w:r>
-        <w:t>Objective: Enable deep focus.</w:t>
+        <w:t>Objective: Engineer deep focus by default.</w:t>
       </w:r>
     </w:p>
     <w:p>
       <w:r>
-        <w:t>The physics of focus. Creating a distraction-free strategic laboratory. We analyze the 23-minute cost of every notification. Learn to treat your desk as a strategic laboratory, not a storage unit.</w:t>
-      </w:r>
-    </w:p>
-    <w:p>
-      <w:r>
-        <w:t>Mastery Frameworks:</w:t>
-      </w:r>
-    </w:p>
-    <w:p>
-      <w:r>
-        <w:t>Framework: The Clean Room Protocol. ROI: 2.5X deeper immersion in complex tasks.</w:t>
+        <w:t>Creating a strategic laboratory environment. Removing friction from virtuous cycles and adding it to vicious ones. The physics of success environments.</w:t>
       </w:r>
     </w:p>
     <w:p>
@@ -186,7 +156,7 @@
         <w:pStyle w:val="ListBullet"/>
       </w:pPr>
       <w:r>
-        <w:t>Perform physical workspace deep-clean</w:t>
+        <w:t>Clean workspace protocol</w:t>
       </w:r>
     </w:p>
     <w:p>
@@ -194,7 +164,7 @@
         <w:pStyle w:val="ListBullet"/>
       </w:pPr>
       <w:r>
-        <w:t>Disable 80% of phone notifications</w:t>
+        <w:t>Disable all non-human notifications</w:t>
       </w:r>
     </w:p>
     <w:p>
@@ -202,7 +172,7 @@
         <w:pStyle w:val="ListBullet"/>
       </w:pPr>
       <w:r>
-        <w:t>Establish a 2-hour 'Silent window' protocol</w:t>
+        <w:t>Setup a 'Deep Work' Silent Window</w:t>
       </w:r>
     </w:p>
     <w:p>
@@ -220,22 +190,12 @@
     </w:p>
     <w:p>
       <w:r>
-        <w:t>Objective: Curate your peer group.</w:t>
+        <w:t>Objective: Curate a high-performance peer group.</w:t>
       </w:r>
     </w:p>
     <w:p>
       <w:r>
-        <w:t>Redefining networking as Strategic Value Exchange. Attracting high-value mentors by solving their problems first. In the local economy, we redefine networking as high-fidelity value exchange.</w:t>
-      </w:r>
-    </w:p>
-    <w:p>
-      <w:r>
-        <w:t>Mastery Frameworks:</w:t>
-      </w:r>
-    </w:p>
-    <w:p>
-      <w:r>
-        <w:t>Framework: The Zero-Ask Outreach. ROI: Immediate access to insider global markets.</w:t>
+        <w:t>Strategic Value Exchange protocols. Moving from 'networking' to 'architecting' an ecosystem that pulls you upward naturally.</w:t>
       </w:r>
     </w:p>
     <w:p>
@@ -248,7 +208,7 @@
         <w:pStyle w:val="ListBullet"/>
       </w:pPr>
       <w:r>
-        <w:t>Identify 3 Tier-1 mentors or peers</w:t>
+        <w:t>ID 3 mentors you can provide value to</w:t>
       </w:r>
     </w:p>
     <w:p>
@@ -256,7 +216,7 @@
         <w:pStyle w:val="ListBullet"/>
       </w:pPr>
       <w:r>
-        <w:t>Draft an 'Impact-First' outreach message</w:t>
+        <w:t>Draft personalized outreach</w:t>
       </w:r>
     </w:p>
     <w:p>
@@ -264,7 +224,7 @@
         <w:pStyle w:val="ListBullet"/>
       </w:pPr>
       <w:r>
-        <w:t>Audit your top 5 associations</w:t>
+        <w:t>Audit top 5 associations</w:t>
       </w:r>
     </w:p>
     <w:p>
@@ -277,27 +237,17 @@
         <w:pStyle w:val="Heading1"/>
       </w:pPr>
       <w:r>
-        <w:t>MODULE 5: Bio-Performance</w:t>
+        <w:t>MODULE 5: Bio-Performance Mastery</w:t>
       </w:r>
     </w:p>
     <w:p>
       <w:r>
-        <w:t>Objective: Optimize brain hardware.</w:t>
+        <w:t>Objective: Optimize brain hardware for elite output.</w:t>
       </w:r>
     </w:p>
     <w:p>
       <w:r>
-        <w:t>Recovery as a performance metric. Managing cortisol and dopamine for sustained cognitive focus. The Architect prioritizes biological hardware to maintain world-class output from 8 AM to 8 PM.</w:t>
-      </w:r>
-    </w:p>
-    <w:p>
-      <w:r>
-        <w:t>Mastery Frameworks:</w:t>
-      </w:r>
-    </w:p>
-    <w:p>
-      <w:r>
-        <w:t>Framework: The Sleep Floor Protocol. ROI: Sustained energy levels throughout the work cycle.</w:t>
+        <w:t>Managing cortisol, dopamine, and sleep for maximum cognitive throughput. You cannot architect an empire with a depleted engine.</w:t>
       </w:r>
     </w:p>
     <w:p>
@@ -310,7 +260,7 @@
         <w:pStyle w:val="ListBullet"/>
       </w:pPr>
       <w:r>
-        <w:t>Establish 7-hour non-negotiable sleep floor</w:t>
+        <w:t>Establish 7hr sleep floor</w:t>
       </w:r>
     </w:p>
     <w:p>
@@ -318,7 +268,7 @@
         <w:pStyle w:val="ListBullet"/>
       </w:pPr>
       <w:r>
-        <w:t>Implement morning hydration ritual</w:t>
+        <w:t>Hydration ritual (first 30 mins of day)</w:t>
       </w:r>
     </w:p>
     <w:p>
@@ -326,7 +276,7 @@
         <w:pStyle w:val="ListBullet"/>
       </w:pPr>
       <w:r>
-        <w:t>Audit stimulant use (caffeine/sugar)</w:t>
+        <w:t>Audit stimulant and sugar intake</w:t>
       </w:r>
     </w:p>
     <w:p>
@@ -344,22 +294,12 @@
     </w:p>
     <w:p>
       <w:r>
-        <w:t>Objective: Scale through systems.</w:t>
+        <w:t>Objective: Scale through high-performance teams.</w:t>
       </w:r>
     </w:p>
     <w:p>
       <w:r>
-        <w:t>Building SOPs that allow you to exit the 'Doing' phase and enter 'Architecting'. We focus on hiring and training elite Virtual Assistants specifically in the PH market for high-leverage support.</w:t>
-      </w:r>
-    </w:p>
-    <w:p>
-      <w:r>
-        <w:t>Mastery Frameworks:</w:t>
-      </w:r>
-    </w:p>
-    <w:p>
-      <w:r>
-        <w:t>Framework: The PH-VA Scaling Matrix. ROI: 80% of administrative tasks fully automated or delegated.</w:t>
+        <w:t>Building SOPs to exit 'Doing' and enter 'Architecting'. The psychology of letting go and the mechanics of accountability.</w:t>
       </w:r>
     </w:p>
     <w:p>
@@ -372,7 +312,7 @@
         <w:pStyle w:val="ListBullet"/>
       </w:pPr>
       <w:r>
-        <w:t>Identify 3 tasks for immediate delegation</w:t>
+        <w:t>Identify 3 delegatable low-value tasks</w:t>
       </w:r>
     </w:p>
     <w:p>
@@ -380,7 +320,7 @@
         <w:pStyle w:val="ListBullet"/>
       </w:pPr>
       <w:r>
-        <w:t>Draft a video-based SOP for one task</w:t>
+        <w:t>Draft first video-based SOP</w:t>
       </w:r>
     </w:p>
     <w:p>
@@ -388,7 +328,7 @@
         <w:pStyle w:val="ListBullet"/>
       </w:pPr>
       <w:r>
-        <w:t>Perform a 'Micro-Hire' test project</w:t>
+        <w:t>Run a Micro-Hire test on a small project</w:t>
       </w:r>
     </w:p>
     <w:p>
@@ -406,22 +346,12 @@
     </w:p>
     <w:p>
       <w:r>
-        <w:t>Objective: Build antifragility.</w:t>
+        <w:t>Objective: Build antifragility during volatility.</w:t>
       </w:r>
     </w:p>
     <w:p>
       <w:r>
-        <w:t>Maintain absolute calm during high-stakes volatility. Pre-meditation of Evils: visualize failure and architect solutions in advance. Build the psychological and financial buffer to lead through chaos.</w:t>
-      </w:r>
-    </w:p>
-    <w:p>
-      <w:r>
-        <w:t>Mastery Frameworks:</w:t>
-      </w:r>
-    </w:p>
-    <w:p>
-      <w:r>
-        <w:t>Framework: The Freedom Fund Buffer. ROI: Zero downtime during economic shifts.</w:t>
+        <w:t>Pre-meditation of evils and solution engineering. How to remain the calmest person in the room when everything goes wrong.</w:t>
       </w:r>
     </w:p>
     <w:p>
@@ -434,7 +364,7 @@
         <w:pStyle w:val="ListBullet"/>
       </w:pPr>
       <w:r>
-        <w:t>Build 6-month strategic cash buffer</w:t>
+        <w:t>Build a 3-month personal cash buffer</w:t>
       </w:r>
     </w:p>
     <w:p>
@@ -442,7 +372,7 @@
         <w:pStyle w:val="ListBullet"/>
       </w:pPr>
       <w:r>
-        <w:t>Draft a 'Burn-Out' response SOP</w:t>
+        <w:t>Draft a 'Scenario X' response SOP</w:t>
       </w:r>
     </w:p>
     <w:p>
@@ -450,7 +380,7 @@
         <w:pStyle w:val="ListBullet"/>
       </w:pPr>
       <w:r>
-        <w:t>Perform a monthly 'Stress Test' audit</w:t>
+        <w:t>Perform a Stress Audit on your current systems</w:t>
       </w:r>
     </w:p>
     <w:p>
@@ -468,22 +398,12 @@
     </w:p>
     <w:p>
       <w:r>
-        <w:t>Objective: Architect your impact.</w:t>
+        <w:t>Objective: Architect impact beyond profit.</w:t>
       </w:r>
     </w:p>
     <w:p>
       <w:r>
-        <w:t>Your journey does not end with profit. Architect a legacy that involves philanthropy, mentoring the next generation, and building cultural wealth. Design a legacy that outlasts your physical presence.</w:t>
-      </w:r>
-    </w:p>
-    <w:p>
-      <w:r>
-        <w:t>Mastery Frameworks:</w:t>
-      </w:r>
-    </w:p>
-    <w:p>
-      <w:r>
-        <w:t>Framework: The Legacy Intent Statement. ROI: Permanent impact on your community and lineage.</w:t>
+        <w:t>Building for a century. Cultural wealth transmission and ensuring your work outlasts your physical presence.</w:t>
       </w:r>
     </w:p>
     <w:p>
@@ -496,7 +416,7 @@
         <w:pStyle w:val="ListBullet"/>
       </w:pPr>
       <w:r>
-        <w:t>Draft your 'Legacy Intent' statement</w:t>
+        <w:t>Write your 100-year legacy statement</w:t>
       </w:r>
     </w:p>
     <w:p>
@@ -504,7 +424,7 @@
         <w:pStyle w:val="ListBullet"/>
       </w:pPr>
       <w:r>
-        <w:t>Identify one junior leader to mentor</w:t>
+        <w:t>Identify a person to mentor for free</w:t>
       </w:r>
     </w:p>
     <w:p>
@@ -512,7 +432,7 @@
         <w:pStyle w:val="ListBullet"/>
       </w:pPr>
       <w:r>
-        <w:t>Plan a recurring impact contribution</w:t>
+        <w:t>Design an annual impact project</w:t>
       </w:r>
     </w:p>
     <w:p>

--- a/layunin-theme/downloadables/1_THE_ELITE_ARCHITECT_MANUAL.docx
+++ b/layunin-theme/downloadables/1_THE_ELITE_ARCHITECT_MANUAL.docx
@@ -29,22 +29,28 @@
         <w:pStyle w:val="Heading1"/>
       </w:pPr>
       <w:r>
-        <w:t>MODULE 1: The Purpose Audit</w:t>
+        <w:t>MODULE 1: The Purpose Audit (Layunin Discovery)</w:t>
       </w:r>
     </w:p>
     <w:p>
       <w:r>
-        <w:t>Objective: Identify the 'Layunin' driving your empire.</w:t>
+        <w:rPr>
+          <w:b/>
+        </w:rPr>
+        <w:t>Strategic Objective: Identify the primary 'Layunin' driving your life and empire.</w:t>
       </w:r>
     </w:p>
     <w:p>
       <w:r>
-        <w:t>Aligning your mission with world-class execution standards. Deep-dive into why most ventures fail and how to ensure yours is rooted in a non-negotiable personal mission.</w:t>
+        <w:t>Most entrepreneurs operate from a place of reactive survival. The Elite Architect operates from a core 'Layunin'—a purpose so deeply rooted that failure becomes an impossibility. This module walks you through the 5-Layer Why process, stripping away superficial desires (money, fame) to find the structural mission that will sustain you during the inevitable 'winter' of business scaling. You will audit your current projects against this mission and ruthlessly eliminate anything that does not align with your architectural integrity.</w:t>
       </w:r>
     </w:p>
     <w:p>
       <w:r>
-        <w:t>Execution Steps:</w:t>
+        <w:rPr>
+          <w:b/>
+        </w:rPr>
+        <w:t>Elite Execution Steps:</w:t>
       </w:r>
     </w:p>
     <w:p>
@@ -52,7 +58,7 @@
         <w:pStyle w:val="ListBullet"/>
       </w:pPr>
       <w:r>
-        <w:t>Draft mission statement</w:t>
+        <w:t>Complete the 5-Layer Why discovery exercise</w:t>
       </w:r>
     </w:p>
     <w:p>
@@ -60,7 +66,7 @@
         <w:pStyle w:val="ListBullet"/>
       </w:pPr>
       <w:r>
-        <w:t>Map Vivid Vision (3-year horizon)</w:t>
+        <w:t>Draft a 100-word Mission Protocol</w:t>
       </w:r>
     </w:p>
     <w:p>
@@ -68,7 +74,7 @@
         <w:pStyle w:val="ListBullet"/>
       </w:pPr>
       <w:r>
-        <w:t>Identify top 3 core values</w:t>
+        <w:t>Identify 3 projects to 'Deconstruct' (Eliminate)</w:t>
       </w:r>
     </w:p>
     <w:p>
@@ -86,17 +92,23 @@
     </w:p>
     <w:p>
       <w:r>
-        <w:t>Objective: Convert vision into daily execution.</w:t>
+        <w:rPr>
+          <w:b/>
+        </w:rPr>
+        <w:t>Strategic Objective: Convert a 10-year vision into 24-hour surgical execution.</w:t>
       </w:r>
     </w:p>
     <w:p>
       <w:r>
-        <w:t>90-day sprints for Tier-1 founders. Learning how to break down a 10-year goal into monthly, weekly, and daily actions that are mathematically guaranteed to succeed.</w:t>
+        <w:t>Vision without execution is just a hallucination. In this module, we introduce the 'Structural Cascade.' You will learn how to take a massive, decade-long goal and cascade it down into 3-year milestones, 1-year objectives, 90-day sprints, and finally, daily 'Keystone Tasks.' We focus on the math of success: if you complete 3 specific tasks every day for 90 days, what is the statistical probability of hitting your milestone? We remove the guesswork and replace it with architectural certainty.</w:t>
       </w:r>
     </w:p>
     <w:p>
       <w:r>
-        <w:t>Execution Steps:</w:t>
+        <w:rPr>
+          <w:b/>
+        </w:rPr>
+        <w:t>Elite Execution Steps:</w:t>
       </w:r>
     </w:p>
     <w:p>
@@ -104,7 +116,7 @@
         <w:pStyle w:val="ListBullet"/>
       </w:pPr>
       <w:r>
-        <w:t>Select Keystone Goal</w:t>
+        <w:t>Map your 3-year 'Vivid Vision'</w:t>
       </w:r>
     </w:p>
     <w:p>
@@ -112,7 +124,7 @@
         <w:pStyle w:val="ListBullet"/>
       </w:pPr>
       <w:r>
-        <w:t>Establish 15-minute Morning Review ritual</w:t>
+        <w:t>Select ONE Keystone Goal for the next 90 days</w:t>
       </w:r>
     </w:p>
     <w:p>
@@ -120,7 +132,7 @@
         <w:pStyle w:val="ListBullet"/>
       </w:pPr>
       <w:r>
-        <w:t>Audit daily task list for high-leverage items</w:t>
+        <w:t>Establish a 15-minute Morning Alignment ritual</w:t>
       </w:r>
     </w:p>
     <w:p>
@@ -133,22 +145,28 @@
         <w:pStyle w:val="Heading1"/>
       </w:pPr>
       <w:r>
-        <w:t>MODULE 3: Environment Design</w:t>
+        <w:t>MODULE 3: Environment Design &amp; Optimization</w:t>
       </w:r>
     </w:p>
     <w:p>
       <w:r>
-        <w:t>Objective: Engineer deep focus by default.</w:t>
+        <w:rPr>
+          <w:b/>
+        </w:rPr>
+        <w:t>Strategic Objective: Engineer your physical and digital space for effortless output.</w:t>
       </w:r>
     </w:p>
     <w:p>
       <w:r>
-        <w:t>Creating a strategic laboratory environment. Removing friction from virtuous cycles and adding it to vicious ones. The physics of success environments.</w:t>
+        <w:t>Willpower is a finite resource; environment is an infinite one. You will learn the 'Laboratory Protocol' for workspace design. We analyze lighting, ergonomics, and digital friction. You'll implement the 'Zero-Notification Filter' and design a 'Flow Trigger'—a specific sensory anchor that tells your brain it's time to architect. By the end of this module, your environment will pull you toward productivity rather than you having to push yourself.</w:t>
       </w:r>
     </w:p>
     <w:p>
       <w:r>
-        <w:t>Execution Steps:</w:t>
+        <w:rPr>
+          <w:b/>
+        </w:rPr>
+        <w:t>Elite Execution Steps:</w:t>
       </w:r>
     </w:p>
     <w:p>
@@ -156,7 +174,7 @@
         <w:pStyle w:val="ListBullet"/>
       </w:pPr>
       <w:r>
-        <w:t>Clean workspace protocol</w:t>
+        <w:t>Perform a 20-minute workspace friction audit</w:t>
       </w:r>
     </w:p>
     <w:p>
@@ -164,7 +182,7 @@
         <w:pStyle w:val="ListBullet"/>
       </w:pPr>
       <w:r>
-        <w:t>Disable all non-human notifications</w:t>
+        <w:t>Setup a 'Single-Task' workstation protocol</w:t>
       </w:r>
     </w:p>
     <w:p>
@@ -172,7 +190,7 @@
         <w:pStyle w:val="ListBullet"/>
       </w:pPr>
       <w:r>
-        <w:t>Setup a 'Deep Work' Silent Window</w:t>
+        <w:t>Implement the Digital Sunset (No screens 60m before sleep)</w:t>
       </w:r>
     </w:p>
     <w:p>
@@ -185,22 +203,28 @@
         <w:pStyle w:val="Heading1"/>
       </w:pPr>
       <w:r>
-        <w:t>MODULE 4: Network Architecture</w:t>
+        <w:t>MODULE 4: Network Architecture &amp; Value Exchange</w:t>
       </w:r>
     </w:p>
     <w:p>
       <w:r>
-        <w:t>Objective: Curate a high-performance peer group.</w:t>
+        <w:rPr>
+          <w:b/>
+        </w:rPr>
+        <w:t>Strategic Objective: Curate an ecosystem of high-performers that accelerate your growth.</w:t>
       </w:r>
     </w:p>
     <w:p>
       <w:r>
-        <w:t>Strategic Value Exchange protocols. Moving from 'networking' to 'architecting' an ecosystem that pulls you upward naturally.</w:t>
+        <w:t>You are the average of the five people you spend the most time with, but most people leave this to chance. Networks must be architected. We discuss the 'Value-First Outreach' protocol—how to connect with mentors and peers who are 10X ahead of you by offering specific, low-friction value. You will learn the difference between 'Networking' (taking) and 'Architecture' (building a mutually beneficial ecosystem).</w:t>
       </w:r>
     </w:p>
     <w:p>
       <w:r>
-        <w:t>Execution Steps:</w:t>
+        <w:rPr>
+          <w:b/>
+        </w:rPr>
+        <w:t>Elite Execution Steps:</w:t>
       </w:r>
     </w:p>
     <w:p>
@@ -208,7 +232,7 @@
         <w:pStyle w:val="ListBullet"/>
       </w:pPr>
       <w:r>
-        <w:t>ID 3 mentors you can provide value to</w:t>
+        <w:t>Audit your top 5 associations using the 'Growth Filter'</w:t>
       </w:r>
     </w:p>
     <w:p>
@@ -216,7 +240,7 @@
         <w:pStyle w:val="ListBullet"/>
       </w:pPr>
       <w:r>
-        <w:t>Draft personalized outreach</w:t>
+        <w:t>Identify 3 'High-Value Architects' to reach out to</w:t>
       </w:r>
     </w:p>
     <w:p>
@@ -224,7 +248,7 @@
         <w:pStyle w:val="ListBullet"/>
       </w:pPr>
       <w:r>
-        <w:t>Audit top 5 associations</w:t>
+        <w:t>Draft a value-proposition pitch for one potential mentor</w:t>
       </w:r>
     </w:p>
     <w:p>
@@ -237,22 +261,28 @@
         <w:pStyle w:val="Heading1"/>
       </w:pPr>
       <w:r>
-        <w:t>MODULE 5: Bio-Performance Mastery</w:t>
+        <w:t>MODULE 5: Bio-Performance &amp; Cognitive Hardware</w:t>
       </w:r>
     </w:p>
     <w:p>
       <w:r>
-        <w:t>Objective: Optimize brain hardware for elite output.</w:t>
+        <w:rPr>
+          <w:b/>
+        </w:rPr>
+        <w:t>Strategic Objective: Optimize your biological engine for maximum strategic throughput.</w:t>
       </w:r>
     </w:p>
     <w:p>
       <w:r>
-        <w:t>Managing cortisol, dopamine, and sleep for maximum cognitive throughput. You cannot architect an empire with a depleted engine.</w:t>
+        <w:t>Your brain is the hardware on which your empire's software runs. If the hardware is overheated or under-fueled, the software crashes. We cover the 'Elite Energy Protocol': managing cortisol through breathing, optimizing dopamine via 'Boredom Sprints,' and the strict Sleep Floor. You'll learn why 'hustling' on 4 hours of sleep is an architectural sin that leads to structural collapse.</w:t>
       </w:r>
     </w:p>
     <w:p>
       <w:r>
-        <w:t>Execution Steps:</w:t>
+        <w:rPr>
+          <w:b/>
+        </w:rPr>
+        <w:t>Elite Execution Steps:</w:t>
       </w:r>
     </w:p>
     <w:p>
@@ -260,7 +290,7 @@
         <w:pStyle w:val="ListBullet"/>
       </w:pPr>
       <w:r>
-        <w:t>Establish 7hr sleep floor</w:t>
+        <w:t>Set a non-negotiable 7-hour Sleep Floor</w:t>
       </w:r>
     </w:p>
     <w:p>
@@ -268,7 +298,7 @@
         <w:pStyle w:val="ListBullet"/>
       </w:pPr>
       <w:r>
-        <w:t>Hydration ritual (first 30 mins of day)</w:t>
+        <w:t>Implement the 'First 30' hydration and light protocol</w:t>
       </w:r>
     </w:p>
     <w:p>
@@ -276,7 +306,7 @@
         <w:pStyle w:val="ListBullet"/>
       </w:pPr>
       <w:r>
-        <w:t>Audit stimulant and sugar intake</w:t>
+        <w:t>Audit and eliminate 2 'Dopamine Drains' (Infinite scroll, news)</w:t>
       </w:r>
     </w:p>
     <w:p>
@@ -289,22 +319,28 @@
         <w:pStyle w:val="Heading1"/>
       </w:pPr>
       <w:r>
-        <w:t>MODULE 6: Advanced Delegation</w:t>
+        <w:t>MODULE 6: Advanced Delegation &amp; Team Systems</w:t>
       </w:r>
     </w:p>
     <w:p>
       <w:r>
-        <w:t>Objective: Scale through high-performance teams.</w:t>
+        <w:rPr>
+          <w:b/>
+        </w:rPr>
+        <w:t>Strategic Objective: Exit the 'Doing' phase and enter the 'Architecting' phase.</w:t>
       </w:r>
     </w:p>
     <w:p>
       <w:r>
-        <w:t>Building SOPs to exit 'Doing' and enter 'Architecting'. The psychology of letting go and the mechanics of accountability.</w:t>
+        <w:t>You cannot build a skyscraper alone. Scaling requires moving from being a technician to being an architect. This module teaches you the 'Video-SOP Framework'—how to document your genius in a way that is easily transferable to others. We discuss the 'Micro-Hire' strategy for testing talent before committing and how to build a culture of radical ownership within your team.</w:t>
       </w:r>
     </w:p>
     <w:p>
       <w:r>
-        <w:t>Execution Steps:</w:t>
+        <w:rPr>
+          <w:b/>
+        </w:rPr>
+        <w:t>Elite Execution Steps:</w:t>
       </w:r>
     </w:p>
     <w:p>
@@ -312,7 +348,7 @@
         <w:pStyle w:val="ListBullet"/>
       </w:pPr>
       <w:r>
-        <w:t>Identify 3 delegatable low-value tasks</w:t>
+        <w:t>List the top 3 tasks that only YOU can do</w:t>
       </w:r>
     </w:p>
     <w:p>
@@ -320,7 +356,7 @@
         <w:pStyle w:val="ListBullet"/>
       </w:pPr>
       <w:r>
-        <w:t>Draft first video-based SOP</w:t>
+        <w:t>Create your first Video-SOP for a repeatable task</w:t>
       </w:r>
     </w:p>
     <w:p>
@@ -328,7 +364,7 @@
         <w:pStyle w:val="ListBullet"/>
       </w:pPr>
       <w:r>
-        <w:t>Run a Micro-Hire test on a small project</w:t>
+        <w:t>Run a 5-day trial project with a virtual assistant</w:t>
       </w:r>
     </w:p>
     <w:p>
@@ -341,22 +377,28 @@
         <w:pStyle w:val="Heading1"/>
       </w:pPr>
       <w:r>
-        <w:t>MODULE 7: The Crisis Protocol</w:t>
+        <w:t>MODULE 7: The Crisis Protocol (Antifragility)</w:t>
       </w:r>
     </w:p>
     <w:p>
       <w:r>
-        <w:t>Objective: Build antifragility during volatility.</w:t>
+        <w:rPr>
+          <w:b/>
+        </w:rPr>
+        <w:t>Strategic Objective: Build systems that grow stronger through volatility and stress.</w:t>
       </w:r>
     </w:p>
     <w:p>
       <w:r>
-        <w:t>Pre-meditation of evils and solution engineering. How to remain the calmest person in the room when everything goes wrong.</w:t>
+        <w:t>Success is easy when things are going well. The true test of an architect is how the building stands during an earthquake. We apply Stoic principles to modern business. You'll learn 'Pre-meditation of Evils' (Risk Auditing) and how to build financial and operational buffers. We'll design a 'Scenario X' response plan so you never have to make decisions from a place of panic.</w:t>
       </w:r>
     </w:p>
     <w:p>
       <w:r>
-        <w:t>Execution Steps:</w:t>
+        <w:rPr>
+          <w:b/>
+        </w:rPr>
+        <w:t>Elite Execution Steps:</w:t>
       </w:r>
     </w:p>
     <w:p>
@@ -364,7 +406,7 @@
         <w:pStyle w:val="ListBullet"/>
       </w:pPr>
       <w:r>
-        <w:t>Build a 3-month personal cash buffer</w:t>
+        <w:t>Perform a 'Stress Audit' on your primary income stream</w:t>
       </w:r>
     </w:p>
     <w:p>
@@ -372,7 +414,7 @@
         <w:pStyle w:val="ListBullet"/>
       </w:pPr>
       <w:r>
-        <w:t>Draft a 'Scenario X' response SOP</w:t>
+        <w:t>Calculate your 'Runway' and set a 6-month buffer goal</w:t>
       </w:r>
     </w:p>
     <w:p>
@@ -380,7 +422,7 @@
         <w:pStyle w:val="ListBullet"/>
       </w:pPr>
       <w:r>
-        <w:t>Perform a Stress Audit on your current systems</w:t>
+        <w:t>Draft a 1-page Response SOP for your biggest business fear</w:t>
       </w:r>
     </w:p>
     <w:p>
@@ -393,22 +435,28 @@
         <w:pStyle w:val="Heading1"/>
       </w:pPr>
       <w:r>
-        <w:t>MODULE 8: Legacy Blueprint</w:t>
+        <w:t>MODULE 8: Legacy Blueprint &amp; Multi-Generational Impact</w:t>
       </w:r>
     </w:p>
     <w:p>
       <w:r>
-        <w:t>Objective: Architect impact beyond profit.</w:t>
+        <w:rPr>
+          <w:b/>
+        </w:rPr>
+        <w:t>Strategic Objective: Architect your work to outlast your presence.</w:t>
       </w:r>
     </w:p>
     <w:p>
       <w:r>
-        <w:t>Building for a century. Cultural wealth transmission and ensuring your work outlasts your physical presence.</w:t>
+        <w:t>The final stage of architecture is permanence. How does your 'Layunin' impact the world 50 or 100 years from now? We discuss the transmission of values, wealth preservation strategies, and mentorship. You will define what success looks like at the end of your life and reverse-engineer your current actions to ensure that legacy is being built today, not 'someday.'</w:t>
       </w:r>
     </w:p>
     <w:p>
       <w:r>
-        <w:t>Execution Steps:</w:t>
+        <w:rPr>
+          <w:b/>
+        </w:rPr>
+        <w:t>Elite Execution Steps:</w:t>
       </w:r>
     </w:p>
     <w:p>
@@ -416,7 +464,7 @@
         <w:pStyle w:val="ListBullet"/>
       </w:pPr>
       <w:r>
-        <w:t>Write your 100-year legacy statement</w:t>
+        <w:t>Write your 'Century Statement' (Your impact in 100 years)</w:t>
       </w:r>
     </w:p>
     <w:p>
@@ -424,7 +472,7 @@
         <w:pStyle w:val="ListBullet"/>
       </w:pPr>
       <w:r>
-        <w:t>Identify a person to mentor for free</w:t>
+        <w:t>Identify one mentee to pour into for the next 6 months</w:t>
       </w:r>
     </w:p>
     <w:p>
@@ -432,7 +480,7 @@
         <w:pStyle w:val="ListBullet"/>
       </w:pPr>
       <w:r>
-        <w:t>Design an annual impact project</w:t>
+        <w:t>Design a 'Legacy Project' with zero immediate ROI</w:t>
       </w:r>
     </w:p>
     <w:p>
@@ -813,6 +861,10 @@
     <w:name w:val="Normal"/>
     <w:qFormat/>
     <w:rsid w:val="00FC693F"/>
+    <w:rPr>
+      <w:rFonts w:ascii="Inter" w:hAnsi="Inter"/>
+      <w:sz w:val="22"/>
+    </w:rPr>
   </w:style>
   <w:style w:type="paragraph" w:styleId="Header">
     <w:name w:val="header"/>
